--- a/03_Elicitation/02_Elicitation_Findings/Elicitation_Findings.docx
+++ b/03_Elicitation/02_Elicitation_Findings/Elicitation_Findings.docx
@@ -249,7 +249,7 @@
               <w:cnfStyle w:val="000000000000" w:firstRow="0" w:lastRow="0" w:firstColumn="0" w:lastColumn="0" w:oddVBand="0" w:evenVBand="0" w:oddHBand="0" w:evenHBand="0" w:firstRowFirstColumn="0" w:firstRowLastColumn="0" w:lastRowFirstColumn="0" w:lastRowLastColumn="0"/>
             </w:pPr>
             <w:r>
-              <w:t>Business Analyst</w:t>
+              <w:t>Kaoshal Rathod</w:t>
             </w:r>
           </w:p>
         </w:tc>
@@ -2846,6 +2846,7 @@
   <w:style w:type="character" w:default="1" w:styleId="DefaultParagraphFont">
     <w:name w:val="Default Paragraph Font"/>
     <w:uiPriority w:val="1"/>
+    <w:semiHidden/>
     <w:unhideWhenUsed/>
   </w:style>
   <w:style w:type="table" w:default="1" w:styleId="TableNormal">
